--- a/Sponsorvertrag_Diplomarbeit_HTL_Bulme_2026-2027.docx
+++ b/Sponsorvertrag_Diplomarbeit_HTL_Bulme_2026-2027.docx
@@ -12,6 +12,7 @@
           <w:color w:val="000000" w:themeColor="text1"/>
         </w:rPr>
       </w:pPr>
+      <w:proofErr w:type="spellStart"/>
       <w:r>
         <w:rPr>
           <w:rFonts w:ascii="Calibri" w:hAnsi="Calibri" w:cs="Calibri"/>
@@ -21,6 +22,7 @@
         </w:rPr>
         <w:t>Sponsorvertrag</w:t>
       </w:r>
+      <w:proofErr w:type="spellEnd"/>
     </w:p>
     <w:p>
       <w:pPr>
@@ -37,34 +39,52 @@
           <w:b/>
           <w:bCs/>
         </w:rPr>
-        <w:t>betreffend die Diplomarbeit der HTBLA Bulme Graz-Gösting</w:t>
-      </w:r>
-    </w:p>
-    <w:p>
-      <w:pPr>
-        <w:rPr>
-          <w:rFonts w:ascii="Calibri" w:hAnsi="Calibri" w:cs="Calibri"/>
-        </w:rPr>
-      </w:pPr>
-      <w:r>
-        <w:rPr>
-          <w:rFonts w:ascii="Calibri" w:hAnsi="Calibri" w:cs="Calibri"/>
-        </w:rPr>
-        <w:t>zwischen</w:t>
-      </w:r>
-    </w:p>
-    <w:p>
-      <w:pPr>
-        <w:rPr>
-          <w:rFonts w:ascii="Calibri" w:hAnsi="Calibri" w:cs="Calibri"/>
-        </w:rPr>
-      </w:pPr>
+        <w:t xml:space="preserve">betreffend die Diplomarbeit der HTBLA </w:t>
+      </w:r>
+      <w:proofErr w:type="spellStart"/>
       <w:r>
         <w:rPr>
           <w:rFonts w:ascii="Calibri" w:hAnsi="Calibri" w:cs="Calibri"/>
           <w:b/>
           <w:bCs/>
         </w:rPr>
+        <w:t>Bulme</w:t>
+      </w:r>
+      <w:proofErr w:type="spellEnd"/>
+      <w:r>
+        <w:rPr>
+          <w:rFonts w:ascii="Calibri" w:hAnsi="Calibri" w:cs="Calibri"/>
+          <w:b/>
+          <w:bCs/>
+        </w:rPr>
+        <w:t xml:space="preserve"> Graz-Gösting</w:t>
+      </w:r>
+    </w:p>
+    <w:p>
+      <w:pPr>
+        <w:rPr>
+          <w:rFonts w:ascii="Calibri" w:hAnsi="Calibri" w:cs="Calibri"/>
+        </w:rPr>
+      </w:pPr>
+      <w:r>
+        <w:rPr>
+          <w:rFonts w:ascii="Calibri" w:hAnsi="Calibri" w:cs="Calibri"/>
+        </w:rPr>
+        <w:t>zwischen</w:t>
+      </w:r>
+    </w:p>
+    <w:p>
+      <w:pPr>
+        <w:rPr>
+          <w:rFonts w:ascii="Calibri" w:hAnsi="Calibri" w:cs="Calibri"/>
+        </w:rPr>
+      </w:pPr>
+      <w:r>
+        <w:rPr>
+          <w:rFonts w:ascii="Calibri" w:hAnsi="Calibri" w:cs="Calibri"/>
+          <w:b/>
+          <w:bCs/>
+        </w:rPr>
         <w:t>Sponsor:</w:t>
       </w:r>
       <w:r>
@@ -216,7 +236,21 @@
           <w:rFonts w:ascii="Calibri" w:hAnsi="Calibri" w:cs="Calibri"/>
         </w:rPr>
         <w:br/>
-        <w:t>HTBLA Bulme Graz-Gösting</w:t>
+        <w:t xml:space="preserve">HTBLA </w:t>
+      </w:r>
+      <w:proofErr w:type="spellStart"/>
+      <w:r>
+        <w:rPr>
+          <w:rFonts w:ascii="Calibri" w:hAnsi="Calibri" w:cs="Calibri"/>
+        </w:rPr>
+        <w:t>Bulme</w:t>
+      </w:r>
+      <w:proofErr w:type="spellEnd"/>
+      <w:r>
+        <w:rPr>
+          <w:rFonts w:ascii="Calibri" w:hAnsi="Calibri" w:cs="Calibri"/>
+        </w:rPr>
+        <w:t xml:space="preserve"> Graz-Gösting</w:t>
       </w:r>
     </w:p>
     <w:p>
@@ -245,7 +279,21 @@
         <w:rPr>
           <w:rFonts w:ascii="Calibri" w:hAnsi="Calibri" w:cs="Calibri"/>
         </w:rPr>
-        <w:t>wird folgender Sponsorvertrag geschlossen:</w:t>
+        <w:t xml:space="preserve">wird folgender </w:t>
+      </w:r>
+      <w:proofErr w:type="spellStart"/>
+      <w:r>
+        <w:rPr>
+          <w:rFonts w:ascii="Calibri" w:hAnsi="Calibri" w:cs="Calibri"/>
+        </w:rPr>
+        <w:t>Sponsorvertrag</w:t>
+      </w:r>
+      <w:proofErr w:type="spellEnd"/>
+      <w:r>
+        <w:rPr>
+          <w:rFonts w:ascii="Calibri" w:hAnsi="Calibri" w:cs="Calibri"/>
+        </w:rPr>
+        <w:t xml:space="preserve"> geschlossen:</w:t>
       </w:r>
     </w:p>
     <w:p>
@@ -280,7 +328,25 @@
           <w:b/>
           <w:bCs/>
         </w:rPr>
-        <w:t>HTBLA Bulme Graz-Gösting</w:t>
+        <w:t xml:space="preserve">HTBLA </w:t>
+      </w:r>
+      <w:proofErr w:type="spellStart"/>
+      <w:r>
+        <w:rPr>
+          <w:rFonts w:ascii="Calibri" w:hAnsi="Calibri" w:cs="Calibri"/>
+          <w:b/>
+          <w:bCs/>
+        </w:rPr>
+        <w:t>Bulme</w:t>
+      </w:r>
+      <w:proofErr w:type="spellEnd"/>
+      <w:r>
+        <w:rPr>
+          <w:rFonts w:ascii="Calibri" w:hAnsi="Calibri" w:cs="Calibri"/>
+          <w:b/>
+          <w:bCs/>
+        </w:rPr>
+        <w:t xml:space="preserve"> Graz-Gösting</w:t>
       </w:r>
       <w:r>
         <w:rPr>
@@ -1452,7 +1518,7 @@
           <w:rStyle w:val="Fett"/>
           <w:rFonts w:ascii="Calibri" w:hAnsi="Calibri" w:cs="Calibri"/>
         </w:rPr>
-        <w:t>________________________</w:t>
+        <w:t>01.05.2026</w:t>
       </w:r>
     </w:p>
     <w:p>
@@ -1648,7 +1714,19 @@
         <w:rPr>
           <w:rFonts w:ascii="Calibri" w:hAnsi="Calibri" w:cs="Calibri"/>
         </w:rPr>
-        <w:t>Mit ihrer Unterschrift bestätigen beide Vertragsparteien, dass sie den Inhalt dieses Sponsorvertrags gelesen und verstanden haben und mit den darin festgelegten Bedingungen einverstanden sind.</w:t>
+        <w:t xml:space="preserve">Mit ihrer Unterschrift bestätigen beide Vertragsparteien, dass sie den Inhalt dieses </w:t>
+      </w:r>
+      <w:r>
+        <w:rPr>
+          <w:rFonts w:ascii="Calibri" w:hAnsi="Calibri" w:cs="Calibri"/>
+        </w:rPr>
+        <w:t>Sponsor Vertrags</w:t>
+      </w:r>
+      <w:r>
+        <w:rPr>
+          <w:rFonts w:ascii="Calibri" w:hAnsi="Calibri" w:cs="Calibri"/>
+        </w:rPr>
+        <w:t xml:space="preserve"> gelesen und verstanden haben und mit den darin festgelegten Bedingungen einverstanden sind.</w:t>
       </w:r>
     </w:p>
     <w:p>
@@ -2159,12 +2237,37 @@
       </w:rPr>
       <w:t xml:space="preserve">                                                                </w:t>
     </w:r>
+    <w:proofErr w:type="spellStart"/>
     <w:r>
       <w:rPr>
         <w:sz w:val="18"/>
         <w:szCs w:val="18"/>
       </w:rPr>
-      <w:t>Sponsorvertrag | Diplomarbeit HTBLA Bulme Graz-Gösting</w:t>
+      <w:t>Sponsorvertrag</w:t>
+    </w:r>
+    <w:proofErr w:type="spellEnd"/>
+    <w:r>
+      <w:rPr>
+        <w:sz w:val="18"/>
+        <w:szCs w:val="18"/>
+      </w:rPr>
+      <w:t xml:space="preserve"> | Diplomarbeit HTBLA </w:t>
+    </w:r>
+    <w:proofErr w:type="spellStart"/>
+    <w:r>
+      <w:rPr>
+        <w:sz w:val="18"/>
+        <w:szCs w:val="18"/>
+      </w:rPr>
+      <w:t>Bulme</w:t>
+    </w:r>
+    <w:proofErr w:type="spellEnd"/>
+    <w:r>
+      <w:rPr>
+        <w:sz w:val="18"/>
+        <w:szCs w:val="18"/>
+      </w:rPr>
+      <w:t xml:space="preserve"> Graz-Gösting</w:t>
     </w:r>
     <w:r>
       <w:rPr>
